--- a/courts/fourth-circuit/south-carolina/state/supreme-court/brief-on-the-merits/usage/OUTPUT-brief-on-the-merits.docx
+++ b/courts/fourth-circuit/south-carolina/state/supreme-court/brief-on-the-merits/usage/OUTPUT-brief-on-the-merits.docx
@@ -157,11 +157,7 @@
         <w:t xml:space="preserve"> </w:t>
       </w:r>
       <w:r>
-        <w:t xml:space="preserve">2016-CP</w:t>
-        <w:noBreakHyphen/>
-        <w:t xml:space="preserve">40</w:t>
-        <w:noBreakHyphen/>
-        <w:t xml:space="preserve">06276</w:t>
+        <w:t xml:space="preserve">2016-CP-⁠40-⁠06276</w:t>
       </w:r>
     </w:p>
     <w:p>
@@ -250,9 +246,7 @@
         <w:t xml:space="preserve"> </w:t>
       </w:r>
       <w:r>
-        <w:t xml:space="preserve">2024</w:t>
-        <w:noBreakHyphen/>
-        <w:t xml:space="preserve">001321</w:t>
+        <w:t xml:space="preserve">2024-⁠001321</w:t>
       </w:r>
     </w:p>
     <w:p>
@@ -987,9 +981,7 @@
               <w:t xml:space="preserve"> </w:t>
             </w:r>
             <w:r>
-              <w:t xml:space="preserve">682</w:t>
-              <w:noBreakHyphen/>
-              <w:t xml:space="preserve">9320</w:t>
+              <w:t xml:space="preserve">682-⁠9320</w:t>
             </w:r>
           </w:p>
           <w:p>
@@ -1180,7 +1172,7 @@
               <w:t xml:space="preserve">St</w:t>
             </w:r>
             <w:r>
-              <w:t xml:space="preserve"> </w:t>
+              <w:t xml:space="preserve"> ⁠</w:t>
             </w:r>
             <w:r>
               <w:t xml:space="preserve">/</w:t>
@@ -1261,9 +1253,7 @@
               <w:t xml:space="preserve"> </w:t>
             </w:r>
             <w:r>
-              <w:t xml:space="preserve">373</w:t>
-              <w:noBreakHyphen/>
-              <w:t xml:space="preserve">2300</w:t>
+              <w:t xml:space="preserve">373-⁠2300</w:t>
             </w:r>
           </w:p>
           <w:p>
@@ -6712,7 +6702,7 @@
         <w:tab/>
       </w:r>
       <w:r>
-        <w:t xml:space="preserve">14, 23</w:t>
+        <w:t xml:space="preserve">15, 23</w:t>
       </w:r>
     </w:p>
     <w:p>
@@ -8164,11 +8154,7 @@
         <w:t xml:space="preserve"> </w:t>
       </w:r>
       <w:r>
-        <w:t xml:space="preserve">40</w:t>
-        <w:noBreakHyphen/>
-        <w:t xml:space="preserve">24</w:t>
-        <w:noBreakHyphen/>
-        <w:t xml:space="preserve">10</w:t>
+        <w:t xml:space="preserve">40-⁠24-⁠10</w:t>
       </w:r>
       <w:r>
         <w:t xml:space="preserve">   </w:t>
@@ -8214,11 +8200,7 @@
         <w:t xml:space="preserve"> </w:t>
       </w:r>
       <w:r>
-        <w:t xml:space="preserve">40</w:t>
-        <w:noBreakHyphen/>
-        <w:t xml:space="preserve">24</w:t>
-        <w:noBreakHyphen/>
-        <w:t xml:space="preserve">20</w:t>
+        <w:t xml:space="preserve">40-⁠24-⁠20</w:t>
       </w:r>
       <w:r>
         <w:t xml:space="preserve">   </w:t>
@@ -8264,11 +8246,7 @@
         <w:t xml:space="preserve"> </w:t>
       </w:r>
       <w:r>
-        <w:t xml:space="preserve">40</w:t>
-        <w:noBreakHyphen/>
-        <w:t xml:space="preserve">47</w:t>
-        <w:noBreakHyphen/>
-        <w:t xml:space="preserve">20(53)</w:t>
+        <w:t xml:space="preserve">40-⁠47-⁠20(53)</w:t>
       </w:r>
       <w:r>
         <w:t xml:space="preserve">   </w:t>
@@ -8314,11 +8292,7 @@
         <w:t xml:space="preserve"> </w:t>
       </w:r>
       <w:r>
-        <w:t xml:space="preserve">40</w:t>
-        <w:noBreakHyphen/>
-        <w:t xml:space="preserve">47</w:t>
-        <w:noBreakHyphen/>
-        <w:t xml:space="preserve">37</w:t>
+        <w:t xml:space="preserve">40-⁠47-⁠37</w:t>
       </w:r>
       <w:r>
         <w:t xml:space="preserve">   </w:t>
@@ -8789,7 +8763,7 @@
         <w:tab/>
       </w:r>
       <w:r>
-        <w:t xml:space="preserve">7</w:t>
+        <w:t xml:space="preserve">8</w:t>
       </w:r>
     </w:p>
     <w:p>
@@ -9068,9 +9042,7 @@
         <w:t xml:space="preserve"> </w:t>
       </w:r>
       <w:r>
-        <w:t xml:space="preserve">81</w:t>
-        <w:noBreakHyphen/>
-        <w:t xml:space="preserve">60</w:t>
+        <w:t xml:space="preserve">81-⁠60</w:t>
       </w:r>
       <w:r>
         <w:t xml:space="preserve">   </w:t>
@@ -9154,19 +9126,7 @@
         <w:t xml:space="preserve"> </w:t>
       </w:r>
       <w:r>
-        <w:t xml:space="preserve">40</w:t>
-      </w:r>
-      <w:r>
-        <w:noBreakHyphen/>
-      </w:r>
-      <w:r>
-        <w:t xml:space="preserve">24</w:t>
-      </w:r>
-      <w:r>
-        <w:noBreakHyphen/>
-      </w:r>
-      <w:r>
-        <w:t xml:space="preserve">20.</w:t>
+        <w:t xml:space="preserve">40-⁠24-⁠20.</w:t>
       </w:r>
       <w:r>
         <w:t xml:space="preserve"> </w:t>
@@ -9368,19 +9328,7 @@
         <w:t xml:space="preserve"> </w:t>
       </w:r>
       <w:r>
-        <w:t xml:space="preserve">40</w:t>
-      </w:r>
-      <w:r>
-        <w:noBreakHyphen/>
-      </w:r>
-      <w:r>
-        <w:t xml:space="preserve">24</w:t>
-      </w:r>
-      <w:r>
-        <w:noBreakHyphen/>
-      </w:r>
-      <w:r>
-        <w:t xml:space="preserve">20,</w:t>
+        <w:t xml:space="preserve">40-⁠24-⁠20,</w:t>
       </w:r>
       <w:r>
         <w:t xml:space="preserve"> </w:t>
@@ -9420,7 +9368,7 @@
         <w:pStyle w:val="BodyText"/>
       </w:pPr>
       <w:r>
-        <w:t xml:space="preserve">The case returned to the trial court, where Opternative and SCOPA filed cross-motions for summary judgment. On July 18, 2024, the trial court granted summary judgment for SCOPA on the ground that Opternative failed to show the Lens Exception violates equal protection or due process under Article I, Section 3 of the South Carolina Constitution. (R. p. 20, Order at 17). Opternative appealed and served notice of that appeal on August 15, 2024. The case is back before this Court because the trial court issued a “final judgment involving a challenge on state . . . grounds to the constitutionality of a state law” and “the principal issue is one of the constitutionality of the law.” Rule 203(d)⁠(1)⁠(A)⁠(ii),</w:t>
+        <w:t xml:space="preserve">The case returned to the trial court, where Opternative and SCOPA filed cross-motions for summary judgment. On July 18, 2024, the trial court granted summary judgment for SCOPA on the ground that Opternative failed to show the Lens Exception violates equal protection or due process under Article I, Section 3 of the South Carolina Constitution. (R. p. 20, Order at 17). Opternative appealed and served notice of that appeal on August 15, 2024. The case is back before this Court because the trial court issued a “final judgment involving a challenge on state ⁠. ⁠. ⁠. grounds to the constitutionality of a state law” and “the principal issue is one of the constitutionality of the law.” Rule 203(d)⁠(1)⁠(A)⁠(ii),</w:t>
       </w:r>
       <w:r>
         <w:t xml:space="preserve"> </w:t>
@@ -9824,13 +9772,7 @@
         <w:pStyle w:val="BodyTextNote"/>
       </w:pPr>
       <w:r>
-        <w:t xml:space="preserve">Opternative used to operate in South Carolina. From 2014 to 2016 (when this lawsuit was filed), doctors used Opternative’s “online vision test to collect information from [South Carolina] patients remotely and to prescribe corrective lenses for patients based on that information.” (R. pp. 292–93, Foley Aff. ¶ 30). Back then, as now, doctors were generally “free to choose . . . the environment in which to provide medical services” as long as they honored their duty to “provid[e] competent medical service.” S.C. Code Ann. Regs. 81</w:t>
-      </w:r>
-      <w:r>
-        <w:noBreakHyphen/>
-      </w:r>
-      <w:r>
-        <w:t xml:space="preserve">60(A),</w:t>
+        <w:t xml:space="preserve">Opternative used to operate in South Carolina. From 2014 to 2016 (when this lawsuit was filed), doctors used Opternative’s “online vision test to collect information from [South Carolina] patients remotely and to prescribe corrective lenses for patients based on that information.” (R. pp. 292–93, Foley Aff. ¶ 30). Back then, as now, doctors were generally “free to choose ⁠. ⁠. ⁠. the environment in which to provide medical services” as long as they honored their duty to “provid[e] competent medical service.” S.C. Code Ann. Regs. 81-⁠60(A),</w:t>
       </w:r>
       <w:r>
         <w:t xml:space="preserve"> </w:t>
@@ -9862,13 +9804,7 @@
         <w:pStyle w:val="BodyText"/>
       </w:pPr>
       <w:r>
-        <w:t xml:space="preserve">Opternative was at the forefront of an innovation that became commonplace during the recent COVID</w:t>
-      </w:r>
-      <w:r>
-        <w:noBreakHyphen/>
-      </w:r>
-      <w:r>
-        <w:t xml:space="preserve">19 pandemic: telemedicine. “Telemedicine [is] the use of online technologies to connect doctors with patients, whether via synchronous or asynchronous means.” (R. p. 360, O’Brien Aff. ¶ 11); see also Centers for Disease Control and Prevention, Telemedicine Use Among Adults:</w:t>
+        <w:t xml:space="preserve">Opternative was at the forefront of an innovation that became commonplace during the recent COVID-⁠19 pandemic: telemedicine. “Telemedicine [is] the use of online technologies to connect doctors with patients, whether via synchronous or asynchronous means.” (R. p. 360, O’Brien Aff. ¶ 11); see also Centers for Disease Control and Prevention, Telemedicine Use Among Adults:</w:t>
       </w:r>
       <w:r>
         <w:t xml:space="preserve"> </w:t>
@@ -9894,19 +9830,7 @@
         <w:t xml:space="preserve"> </w:t>
       </w:r>
       <w:r>
-        <w:t xml:space="preserve">40</w:t>
-      </w:r>
-      <w:r>
-        <w:noBreakHyphen/>
-      </w:r>
-      <w:r>
-        <w:t xml:space="preserve">47</w:t>
-      </w:r>
-      <w:r>
-        <w:noBreakHyphen/>
-      </w:r>
-      <w:r>
-        <w:t xml:space="preserve">20(53).</w:t>
+        <w:t xml:space="preserve">40-⁠47-⁠20(53).</w:t>
       </w:r>
       <w:r>
         <w:t xml:space="preserve"> </w:t>
@@ -10120,19 +10044,7 @@
         <w:t xml:space="preserve"> </w:t>
       </w:r>
       <w:r>
-        <w:t xml:space="preserve">40</w:t>
-      </w:r>
-      <w:r>
-        <w:noBreakHyphen/>
-      </w:r>
-      <w:r>
-        <w:t xml:space="preserve">24</w:t>
-      </w:r>
-      <w:r>
-        <w:noBreakHyphen/>
-      </w:r>
-      <w:r>
-        <w:t xml:space="preserve">20.</w:t>
+        <w:t xml:space="preserve">40-⁠24-⁠20.</w:t>
       </w:r>
       <w:r>
         <w:t xml:space="preserve"> </w:t>
@@ -10150,7 +10062,7 @@
         <w:t xml:space="preserve"> </w:t>
       </w:r>
       <w:r>
-        <w:t xml:space="preserve">And a visual status “must not be based solely on . . . information generated by an automated testing device” (telemedicine). Id. § 40-⁠24-⁠10(9).</w:t>
+        <w:t xml:space="preserve">And a visual status “must not be based solely on ⁠. ⁠. ⁠. information generated by an automated testing device” (telemedicine). Id. § 40-⁠24-⁠10(9).</w:t>
       </w:r>
       <w:r>
         <w:t xml:space="preserve"> </w:t>
@@ -10372,7 +10284,7 @@
         <w:pStyle w:val="BodyText"/>
       </w:pPr>
       <w:r>
-        <w:t xml:space="preserve">SCOPA answered the call. After the webinar, Michael Zolman—who directed SCOPA’s lobbying efforts at the time—warned SCOPA that online vision care would pose “a huge threat to our profession” and impact the “business side” of optometry. (R. p. 842–43, SCOPA000153–54; R. p. 691, Zolman Dep. 51:3–5, 53:23–12). He urged SCOPA to “address [the issue] quickly and attack aggressively,” noting the “AOA is on the ball and recently drafted a bill that can be modified on a state-by-state basis to prevent this . . . [which] is something we definitely want to do.” (R. p. 842, SCOPA000153). SCOPA took his advice. Over the next several months, SCOPA adapted the AOA’s bill and lobbied for its passage. (R. p. 841, SCOPA000152; R. pp. 756–59, Rivers Dep. 23:13–15; 34:17–35:2 (admitting it was “a bill that SCOPA passed”)). In the lobbying process, SCOPA carefully avoided mentioning Opternative because “[l]egislators frown upon legislation that singles out and restricts a specific business.” (R. p. 901, SCOPA001258; see also R. p. 764, Rivers Dep. 55:16–22, 56:6–11 (admitting there were “internal discussions at SCOPA about the importance of discussing the [bill] as if it were not an effort to ban Opternative”)). That strategy worked—the bill went to the Governor’s desk.</w:t>
+        <w:t xml:space="preserve">SCOPA answered the call. After the webinar, Michael Zolman—who directed SCOPA’s lobbying efforts at the time—warned SCOPA that online vision care would pose “a huge threat to our profession” and impact the “business side” of optometry. (R. p. 842–43, SCOPA000153–54; R. p. 691, Zolman Dep. 51:3–5, 53:23–12). He urged SCOPA to “address [the issue] quickly and attack aggressively,” noting the “AOA is on the ball and recently drafted a bill that can be modified on a state-by-state basis to prevent this ⁠. ⁠. ⁠. [which] is something we definitely want to do.” (R. p. 842, SCOPA000153). SCOPA took his advice. Over the next several months, SCOPA adapted the AOA’s bill and lobbied for its passage. (R. p. 841, SCOPA000152; R. pp. 756–59, Rivers Dep. 23:13–15; 34:17–35:2 (admitting it was “a bill that SCOPA passed”)). In the lobbying process, SCOPA carefully avoided mentioning Opternative because “[l]egislators frown upon legislation that singles out and restricts a specific business.” (R. p. 901, SCOPA001258; see also R. p. 764, Rivers Dep. 55:16–22, 56:6–11 (admitting there were “internal discussions at SCOPA about the importance of discussing the [bill] as if it were not an effort to ban Opternative”)). That strategy worked—the bill went to the Governor’s desk.</w:t>
       </w:r>
     </w:p>
     <w:p>
@@ -10380,7 +10292,7 @@
         <w:pStyle w:val="BodyTextNote"/>
       </w:pPr>
       <w:r>
-        <w:t xml:space="preserve">SCOPA’s efforts hit a snag when the Governor vetoed the bill for “us[ing] health practice mandates to stifle competition for the benefit of a single industry . . . . putting us on the leading edge of protectionism, not innovation.” S.C. State Library (Digital Collections), Veto of R.178, S.1016, https://​tinyurl.​com/​a7w4kfdy (emphasis omitted). But SCOPA rallied to override the veto, and when the bill passed, sent emails openly cheering Opternative’s demise. (R. pp. 774, 840, SCOPA000116 (“[T]ake that Opternative!!!!!!”), SCOPA000129 (announcing with “utmost pleasure . . . that Opternative and Ëeye exam’ kiosks are now PROHIBITED BY LAW”), id. (“Good-bye Opternative!”)). With Opternative out of the way, SCOPA’s members could resume “mak[ing] majority of their revenue from selling expensive frames in their brick-and-mortar offices” without any online competition. (SCOPA Ans. ¶ 20 (admitting Compl. ¶ 48); see also R. p. 695, Zolman Dep. 66:5–15 (agreeing he tries to sell frames “most of the time”); R. p. 757, Rivers Dep. 28:20–22 (similar)). Months later, when the AOA asked SCOPA to show other state affiliates what it had achieved, SCOPA put it this way: (R. p. 892, SCOPA000203).</w:t>
+        <w:t xml:space="preserve">SCOPA’s efforts hit a snag when the Governor vetoed the bill for “us[ing] health practice mandates to stifle competition for the benefit of a single industry ⁠. ⁠. ⁠. ⁠. putting us on the leading edge of protectionism, not innovation.” S.C. State Library (Digital Collections), Veto of R.178, S.1016, https://​tinyurl.​com/​a7w4kfdy (emphasis omitted). But SCOPA rallied to override the veto, and when the bill passed, sent emails openly cheering Opternative’s demise. (R. pp. 774, 840, SCOPA000116 (“[T]ake that Opternative!!!!!!”), SCOPA000129 (announcing with “utmost pleasure ⁠. ⁠. ⁠. that Opternative and Ëeye exam’ kiosks are now PROHIBITED BY LAW”), id. (“Good-bye Opternative!”)). With Opternative out of the way, SCOPA’s members could resume “mak[ing] majority of their revenue from selling expensive frames in their brick-and-mortar offices” without any online competition. (SCOPA Ans. ¶ 20 (admitting Compl. ¶ 48); see also R. p. 695, Zolman Dep. 66:5–15 (agreeing he tries to sell frames “most of the time”); R. p. 757, Rivers Dep. 28:20–22 (similar)). Months later, when the AOA asked SCOPA to show other state affiliates what it had achieved, SCOPA put it this way: (R. p. 892, SCOPA000203).</w:t>
       </w:r>
       <w:r>
         <w:rPr>
@@ -11156,7 +11068,7 @@
         <w:pStyle w:val="BodyText"/>
       </w:pPr>
       <w:r>
-        <w:t xml:space="preserve">Begin with the text. Article I, Section 3—adopted in 1895—states: “nor shall any person be deprived of life, liberty, or property without due process of law, nor shall any person be denied the equal protection of the laws.” This phrasing modernized earlier text that, back through 1778, had forbade deprivations of “life, liberty, or property, but . . . by the law of the land.” S.C. Const. (1778), § XLI.</w:t>
+        <w:t xml:space="preserve">Begin with the text. Article I, Section 3—adopted in 1895—states: “nor shall any person be deprived of life, liberty, or property without due process of law, nor shall any person be denied the equal protection of the laws.” This phrasing modernized earlier text that, back through 1778, had forbade deprivations of “life, liberty, or property, but ⁠. ⁠. ⁠. by the law of the land.” S.C. Const. (1778), § XLI.</w:t>
       </w:r>
       <w:r>
         <w:t xml:space="preserve"> </w:t>
@@ -11176,7 +11088,7 @@
         <w:t xml:space="preserve"> </w:t>
       </w:r>
       <w:r>
-        <w:t xml:space="preserve">The Third Part of the Institutes of the Laws of England 181 (1669), https://​tinyurl.​com/​55k8hdy7. By the American founding, there was no question that liberty included the “common law [right of ] every man [to] use what trade he pleased.” 1 Blackstone,</w:t>
+        <w:t xml:space="preserve">The Third Part of the Institutes of the Laws of England 181 (1669), https://​tinyurl.​com/​55k8hdy7. By the American founding, there was no question that liberty included the “common law [right of ⁠] every man [to] use what trade he pleased.” 1 Blackstone,</w:t>
       </w:r>
       <w:r>
         <w:t xml:space="preserve"> </w:t>
@@ -11658,7 +11570,7 @@
         <w:pStyle w:val="BodyText"/>
       </w:pPr>
       <w:r>
-        <w:t xml:space="preserve">Since 1895, this Court has “policed” the police power to ensure that laws serve the public. And the Court has done so with a reality-oriented test—one that focuses on how laws impact real people. In one early case, the Court noted the rule, “sustained by much authority,” that “courts must be able to see . . . some clear, real, and substantial connection between the assumed purpose of the [police] enactment and the actual provisions thereof, and that the latter do in some plain, appreciable, and appropriate manner tend towards the accomplishment of [its] object.” Aetna Fire</w:t>
+        <w:t xml:space="preserve">Since 1895, this Court has “policed” the police power to ensure that laws serve the public. And the Court has done so with a reality-oriented test—one that focuses on how laws impact real people. In one early case, the Court noted the rule, “sustained by much authority,” that “courts must be able to see ⁠. ⁠. ⁠. some clear, real, and substantial connection between the assumed purpose of the [police] enactment and the actual provisions thereof, and that the latter do in some plain, appreciable, and appropriate manner tend towards the accomplishment of [its] object.” Aetna Fire</w:t>
       </w:r>
       <w:r>
         <w:t xml:space="preserve"> </w:t>
@@ -13100,19 +13012,7 @@
         <w:t xml:space="preserve"> </w:t>
       </w:r>
       <w:r>
-        <w:t xml:space="preserve">40</w:t>
-      </w:r>
-      <w:r>
-        <w:noBreakHyphen/>
-      </w:r>
-      <w:r>
-        <w:t xml:space="preserve">24</w:t>
-      </w:r>
-      <w:r>
-        <w:noBreakHyphen/>
-      </w:r>
-      <w:r>
-        <w:t xml:space="preserve">10(3).</w:t>
+        <w:t xml:space="preserve">40-⁠24-⁠10(3).</w:t>
       </w:r>
       <w:r>
         <w:t xml:space="preserve"> </w:t>
@@ -13544,7 +13444,7 @@
         <w:pStyle w:val="BodyText"/>
       </w:pPr>
       <w:r>
-        <w:t xml:space="preserve">So let’s start by asking how ethical requirements and patient well-being would be served in a world without the Lens Exception. In that world, eye doctors who wanted to use Opternative to prescribe lenses would be regulated the same way as doctors who wanted to use online tools to prescribe anything else: the Telemedicine Act. Eye doctors could use Opternative to “prescribe [lenses] for a patient . . . [they had] not personally examined” if they collected the “information necessary to make an accurate diagnosis.” S.C. Code Ann. § 40-⁠47-⁠37(C)⁠(7)⁠(a).</w:t>
+        <w:t xml:space="preserve">So let’s start by asking how ethical requirements and patient well-being would be served in a world without the Lens Exception. In that world, eye doctors who wanted to use Opternative to prescribe lenses would be regulated the same way as doctors who wanted to use online tools to prescribe anything else: the Telemedicine Act. Eye doctors could use Opternative to “prescribe [lenses] for a patient ⁠. ⁠. ⁠. [they had] not personally examined” if they collected the “information necessary to make an accurate diagnosis.” S.C. Code Ann. § 40-⁠47-⁠37(C)⁠(7)⁠(a).</w:t>
       </w:r>
       <w:r>
         <w:t xml:space="preserve"> </w:t>
@@ -14364,7 +14264,7 @@
                     <w:t xml:space="preserve">St</w:t>
                   </w:r>
                   <w:r>
-                    <w:t xml:space="preserve"> </w:t>
+                    <w:t xml:space="preserve"> ⁠</w:t>
                   </w:r>
                   <w:r>
                     <w:t xml:space="preserve">/</w:t>
@@ -14445,9 +14345,7 @@
                     <w:t xml:space="preserve"> </w:t>
                   </w:r>
                   <w:r>
-                    <w:t xml:space="preserve">373</w:t>
-                    <w:noBreakHyphen/>
-                    <w:t xml:space="preserve">2300</w:t>
+                    <w:t xml:space="preserve">373-⁠2300</w:t>
                   </w:r>
                 </w:p>
                 <w:p>
@@ -14567,9 +14465,7 @@
                     <w:t xml:space="preserve"> </w:t>
                   </w:r>
                   <w:r>
-                    <w:t xml:space="preserve">682</w:t>
-                    <w:noBreakHyphen/>
-                    <w:t xml:space="preserve">9320</w:t>
+                    <w:t xml:space="preserve">682-⁠9320</w:t>
                   </w:r>
                 </w:p>
                 <w:p>
@@ -15039,7 +14935,7 @@
         <w:t xml:space="preserve"> </w:t>
       </w:r>
       <w:r>
-        <w:t xml:space="preserve">Daniel Bodde is Opternative’s former CMO. (R. pp. 171–⁠72, Bodde Aff. ¶ 2).</w:t>
+        <w:t xml:space="preserve">Daniel Bodde is Opternative’s former CMO. (R. pp. 171–72, Bodde Aff. ¶ 2).</w:t>
       </w:r>
     </w:p>
   </w:footnote>
@@ -15197,7 +15093,7 @@
         <w:t xml:space="preserve"> </w:t>
       </w:r>
       <w:r>
-        <w:t xml:space="preserve">Prods. Co., 304 U.S. 144, 153 (1938) (holding that “[w]here the existence of a rational basis for legislation . . . depends upon facts beyond the sphere of judicial notice, such facts may properly be made the subject of judicial inquiry”); Craigmiles</w:t>
+        <w:t xml:space="preserve">Prods. Co., 304 U.S. 144, 153 (1938) (holding that “[w]here the existence of a rational basis for legislation ⁠. ⁠. ⁠. depends upon facts beyond the sphere of judicial notice, such facts may properly be made the subject of judicial inquiry”); Craigmiles</w:t>
       </w:r>
       <w:r>
         <w:t xml:space="preserve"> </w:t>
@@ -15359,7 +15255,7 @@
         <w:t xml:space="preserve"> </w:t>
       </w:r>
       <w:r>
-        <w:t xml:space="preserve">v. Town of Forest Acres, 231 S.C. 56, 60, 97 S.E.2d 71, 73 (1957) (striking down law designed to put one restaurant out of business); Joseph v. S.C. Dep’t of Lab., Licensing &amp; Regul., 417 S.C. 436, 451–53, 790 S.E.2d 763, 771 (2016) (plurality) (striking down “protectionist legislation intended to protect personal financial interests . . . rather than actual benefits to patients”); Retail Servs.</w:t>
+        <w:t xml:space="preserve">v. Town of Forest Acres, 231 S.C. 56, 60, 97 S.E.2d 71, 73 (1957) (striking down law designed to put one restaurant out of business); Joseph v. S.C. Dep’t of Lab., Licensing &amp; Regul., 417 S.C. 436, 451–53, 790 S.E.2d 763, 771 (2016) (plurality) (striking down “protectionist legislation intended to protect personal financial interests ⁠. ⁠. ⁠. rather than actual benefits to patients”); Retail Servs.</w:t>
       </w:r>
       <w:r>
         <w:t xml:space="preserve"> </w:t>
@@ -16108,7 +16004,7 @@
     <w:qFormat/>
     <w:pPr>
       <w:keepLines/>
-      <w:spacing w:before="0" w:after="140" w:line="276" w:lineRule="exact"/>
+      <w:spacing w:before="46" w:after="140" w:line="276" w:lineRule="exact"/>
     </w:pPr>
     <w:rPr>
       <w:sz w:val="24"/>
